--- a/大三上学期/计算与复杂度/lab/lab8/lab8.docx
+++ b/大三上学期/计算与复杂度/lab/lab8/lab8.docx
@@ -3,8 +3,6 @@
 <w:document xmlns:wpc="http://schemas.microsoft.com/office/word/2010/wordprocessingCanvas" xmlns:mc="http://schemas.openxmlformats.org/markup-compatibility/2006" xmlns:o="urn:schemas-microsoft-com:office:office" xmlns:r="http://schemas.openxmlformats.org/officeDocument/2006/relationships" xmlns:m="http://schemas.openxmlformats.org/officeDocument/2006/math" xmlns:v="urn:schemas-microsoft-com:vml" xmlns:wp14="http://schemas.microsoft.com/office/word/2010/wordprocessingDrawing" xmlns:wp="http://schemas.openxmlformats.org/drawingml/2006/wordprocessingDrawing" xmlns:w="http://schemas.openxmlformats.org/wordprocessingml/2006/main" xmlns:w14="http://schemas.microsoft.com/office/word/2010/wordml" xmlns:w10="urn:schemas-microsoft-com:office:word" xmlns:w15="http://schemas.microsoft.com/office/word/2012/wordml" xmlns:wpg="http://schemas.microsoft.com/office/word/2010/wordprocessingGroup" xmlns:wpi="http://schemas.microsoft.com/office/word/2010/wordprocessingInk" xmlns:wne="http://schemas.microsoft.com/office/word/2006/wordml" xmlns:wps="http://schemas.microsoft.com/office/word/2010/wordprocessingShape" xmlns:wpsCustomData="http://www.wps.cn/officeDocument/2013/wpsCustomData" mc:Ignorable="w14 w15 wp14">
   <w:body>
     <w:p>
-      <w:bookmarkStart w:id="0" w:name="_GoBack"/>
-      <w:bookmarkEnd w:id="0"/>
       <w:r>
         <w:drawing>
           <wp:inline distT="0" distB="0" distL="114300" distR="114300">
@@ -47,6 +45,56 @@
             </a:graphic>
           </wp:inline>
         </w:drawing>
+      </w:r>
+    </w:p>
+    <w:p/>
+    <w:p>
+      <w:pPr>
+        <w:rPr>
+          <w:rFonts w:hint="eastAsia"/>
+        </w:rPr>
+      </w:pPr>
+      <w:r>
+        <w:rPr>
+          <w:rFonts w:hint="eastAsia"/>
+        </w:rPr>
+        <w:t>We start with a satisfying assignment $(x_1=0, x_2=1)$.</w:t>
+      </w:r>
+    </w:p>
+    <w:p>
+      <w:pPr>
+        <w:rPr>
+          <w:rFonts w:hint="eastAsia"/>
+        </w:rPr>
+      </w:pPr>
+      <w:r>
+        <w:rPr>
+          <w:rFonts w:hint="eastAsia"/>
+        </w:rPr>
+        <w:t>First, place the nodes corresponding to the letters in the assignment into the vertex cover set.</w:t>
+      </w:r>
+      <w:bookmarkStart w:id="0" w:name="_GoBack"/>
+      <w:bookmarkEnd w:id="0"/>
+    </w:p>
+    <w:p>
+      <w:pPr>
+        <w:rPr>
+          <w:rFonts w:hint="eastAsia"/>
+        </w:rPr>
+      </w:pPr>
+      <w:r>
+        <w:rPr>
+          <w:rFonts w:hint="eastAsia"/>
+        </w:rPr>
+        <w:t>Then, select one true letter from each clause and add the remaining two nodes from each clause into the vertex cover set.</w:t>
+      </w:r>
+    </w:p>
+    <w:p>
+      <w:r>
+        <w:rPr>
+          <w:rFonts w:hint="eastAsia"/>
+        </w:rPr>
+        <w:t>This yields 8 nodes, covering all edges in graph G:</w:t>
       </w:r>
     </w:p>
     <w:p>
